--- a/Об ЛДЦ Здороая Семья.docx
+++ b/Об ЛДЦ Здороая Семья.docx
@@ -39,25 +39,7 @@
         <w:t>Заречный</w:t>
       </w:r>
       <w:r>
-        <w:t xml:space="preserve">, по адресу (он же юридический адрес): </w:t>
-      </w:r>
-      <w:r>
-        <w:t>442960, Пензенская область, город Заречный, ул. им. М.В. Проценко, строение 15</w:t>
-      </w:r>
-      <w:r>
-        <w:t xml:space="preserve">. Второе отделение открылось в 2018 году, по адресу: </w:t>
-      </w:r>
-      <w:r>
-        <w:t>440066, город Пенза, ул. Тернопольская, дом 10, помещение 7</w:t>
-      </w:r>
-      <w:r>
-        <w:t xml:space="preserve">. Третье отделение открылось в 2021 году, по адресу: </w:t>
-      </w:r>
-      <w:r>
-        <w:t>440060, город Пенза, проспект Строителей, дом 174</w:t>
-      </w:r>
-      <w:r>
-        <w:t xml:space="preserve">. Четвертое отделение открылось немного позже в этом же, 2021 году, по адресу: </w:t>
+        <w:t xml:space="preserve">, по адресу (он же юридический адрес): 442960, Пензенская область, город Заречный, ул. им. М.В. Проценко, строение 15. Второе отделение открылось в 2018 году, по адресу: 440066, город Пенза, ул. Тернопольская, дом 10, помещение 7. Третье отделение открылось в 2021 году, по адресу: 440060, город Пенза, проспект Строителей, дом 174. Четвертое отделение открылось немного позже в этом же, 2021 году, по адресу: </w:t>
       </w:r>
       <w:r>
         <w:t>440072, г. Пенза</w:t>
@@ -78,15 +60,7 @@
         <w:jc w:val="both"/>
       </w:pPr>
       <w:r>
-        <w:t xml:space="preserve">Единый телефон компании 8 (841-2) 99-58-01, добавочный «1» для офиса в городе Заречный, добавочный «2» </w:t>
-      </w:r>
-      <w:proofErr w:type="gramStart"/>
-      <w:r>
-        <w:t>для офис</w:t>
-      </w:r>
-      <w:proofErr w:type="gramEnd"/>
-      <w:r>
-        <w:t xml:space="preserve"> на улице Тернопольская, добавочный «3» на проспекте Строителей, добавочный «4» на улице Измайлова.</w:t>
+        <w:t>Единый телефон компании 8 (841-2) 99-58-01, добавочный «1» для офиса в городе Заречный, добавочный «2» для офис на улице Тернопольская, добавочный «3» на проспекте Строителей, добавочный «4» на улице Измайлова.</w:t>
       </w:r>
     </w:p>
     <w:p>
@@ -149,8 +123,6 @@
       </w:r>
       <w:r>
         <w:cr/>
-      </w:r>
-      <w:r>
         <w:t>Отделения работают 6-ть дней в неделю, с понедельника по субботу, воскресенье выходной.</w:t>
       </w:r>
       <w:r>
@@ -174,31 +146,7 @@
     </w:p>
     <w:p>
       <w:r>
-        <w:t>В каждом отделении работает по две медицинские сестры. В о</w:t>
-      </w:r>
-      <w:r>
-        <w:t>тделени</w:t>
-      </w:r>
-      <w:r>
-        <w:t>и</w:t>
-      </w:r>
-      <w:r>
-        <w:t xml:space="preserve"> город</w:t>
-      </w:r>
-      <w:r>
-        <w:t>а</w:t>
-      </w:r>
-      <w:r>
-        <w:t xml:space="preserve"> Заречн</w:t>
-      </w:r>
-      <w:r>
-        <w:t>ый</w:t>
-      </w:r>
-      <w:r>
-        <w:t xml:space="preserve"> ведут приём врачи: терапевт, невролог, мануальный терапевт.</w:t>
-      </w:r>
-      <w:r>
-        <w:t xml:space="preserve"> В отделении на проспекте Строителей ведут приём врачи: терапевт, акушер-гинеколог, врач ультразвуковой диагностики, эндокринолог, невролог, мануальный терапевт. В отделении на улице Измайлова ведут при</w:t>
+        <w:t>В каждом отделении работает по две медицинские сестры. В отделении города Заречный ведут приём врачи: терапевт, невролог, мануальный терапевт. В отделении на проспекте Строителей ведут приём врачи: терапевт, акушер-гинеколог, врач ультразвуковой диагностики, эндокринолог, невролог, мануальный терапевт. В отделении на улице Измайлова ведут при</w:t>
       </w:r>
       <w:r>
         <w:tab/>
@@ -555,10 +503,7 @@
     </w:p>
     <w:p>
       <w:r>
-        <w:t xml:space="preserve">Врач акушер-гинеколог, врач ультразвуковой диагностики Паршина Владислава Витальевна </w:t>
-      </w:r>
-      <w:r>
-        <w:t>(ведет приём на улице Измайлова 58А, к.3 и на проспекте Строителей, дом 174).</w:t>
+        <w:t>Врач акушер-гинеколог, врач ультразвуковой диагностики Паршина Владислава Витальевна (ведет приём на улице Измайлова 58А, к.3 и на проспекте Строителей, дом 174).</w:t>
       </w:r>
     </w:p>
     <w:p>
@@ -602,15 +547,7 @@
       </w:r>
       <w:proofErr w:type="spellEnd"/>
       <w:r>
-        <w:t>" data-src="https://booking.medflex.ru/?user=38061275f1134bb6bb688d741b213f45&amp;isRoundWidget=true</w:t>
-      </w:r>
-      <w:proofErr w:type="gramStart"/>
-      <w:r>
-        <w:t>"&gt;&lt;</w:t>
-      </w:r>
-      <w:proofErr w:type="gramEnd"/>
-      <w:r>
-        <w:t>/div&gt; &lt;</w:t>
+        <w:t>" data-src="https://booking.medflex.ru/?user=38061275f1134bb6bb688d741b213f45&amp;isRoundWidget=true"&gt;&lt;/div&gt; &lt;</w:t>
       </w:r>
       <w:proofErr w:type="spellStart"/>
       <w:r>
@@ -682,15 +619,7 @@
       </w:r>
       <w:proofErr w:type="spellEnd"/>
       <w:r>
-        <w:t>" data-src="https://booking.medflex.ru/?user=38061275f1134bb6bb688d741b213f45</w:t>
-      </w:r>
-      <w:proofErr w:type="gramStart"/>
-      <w:r>
-        <w:t>"&gt;&lt;</w:t>
-      </w:r>
-      <w:proofErr w:type="gramEnd"/>
-      <w:r>
-        <w:t>/div&gt; &lt;</w:t>
+        <w:t>" data-src="https://booking.medflex.ru/?user=38061275f1134bb6bb688d741b213f45"&gt;&lt;/div&gt; &lt;</w:t>
       </w:r>
       <w:proofErr w:type="spellStart"/>
       <w:r>
@@ -850,11 +779,6 @@
       </w:r>
     </w:p>
     <w:p>
-      <w:pPr>
-        <w:rPr>
-          <w:lang w:val="en-US"/>
-        </w:rPr>
-      </w:pPr>
       <w:r>
         <w:t xml:space="preserve">Розничная сеть </w:t>
       </w:r>
@@ -925,13 +849,7 @@
         <w:t>-боте и личном кабинете на сайте</w:t>
       </w:r>
     </w:p>
-    <w:p>
-      <w:pPr>
-        <w:rPr>
-          <w:lang w:val="en-US"/>
-        </w:rPr>
-      </w:pPr>
-    </w:p>
+    <w:p/>
     <w:p>
       <w:r>
         <w:t xml:space="preserve">Во всех странах присутствия </w:t>
@@ -975,11 +893,6 @@
       </w:r>
     </w:p>
     <w:p>
-      <w:pPr>
-        <w:rPr>
-          <w:lang w:val="en-US"/>
-        </w:rPr>
-      </w:pPr>
       <w:r>
         <w:t xml:space="preserve">Телемедицинская консультация — это встреча с квалифицированным врачом, похожая на обычный визит в клинику. В рамках телемедицинской консультации можно задать любые вопросы о здоровье, получить разъяснения по результатам исследований, сформировать план комплексной диагностики или узнать второе мнение эксперта </w:t>
       </w:r>
@@ -1011,11 +924,6 @@
       </w:r>
     </w:p>
     <w:p>
-      <w:pPr>
-        <w:rPr>
-          <w:lang w:val="en-US"/>
-        </w:rPr>
-      </w:pPr>
       <w:r>
         <w:t xml:space="preserve">Уникальная программа лояльности </w:t>
       </w:r>
@@ -1029,11 +937,6 @@
       </w:r>
     </w:p>
     <w:p>
-      <w:pPr>
-        <w:rPr>
-          <w:lang w:val="en-US"/>
-        </w:rPr>
-      </w:pPr>
       <w:proofErr w:type="spellStart"/>
       <w:r>
         <w:t>Гемотест</w:t>
@@ -1044,11 +947,6 @@
       </w:r>
     </w:p>
     <w:p>
-      <w:pPr>
-        <w:rPr>
-          <w:lang w:val="en-US"/>
-        </w:rPr>
-      </w:pPr>
       <w:r>
         <w:t xml:space="preserve">Будучи одной из ведущих медицинских лабораторий на территории СНГ, </w:t>
       </w:r>
@@ -1062,11 +960,6 @@
       </w:r>
     </w:p>
     <w:p>
-      <w:pPr>
-        <w:rPr>
-          <w:lang w:val="en-US"/>
-        </w:rPr>
-      </w:pPr>
       <w:proofErr w:type="spellStart"/>
       <w:r>
         <w:lastRenderedPageBreak/>
@@ -1078,11 +971,6 @@
       </w:r>
     </w:p>
     <w:p>
-      <w:pPr>
-        <w:rPr>
-          <w:lang w:val="en-US"/>
-        </w:rPr>
-      </w:pPr>
       <w:r>
         <w:t xml:space="preserve">Центральный технологический комплекс </w:t>
       </w:r>
@@ -1106,11 +994,6 @@
       </w:r>
     </w:p>
     <w:p>
-      <w:pPr>
-        <w:rPr>
-          <w:lang w:val="en-US"/>
-        </w:rPr>
-      </w:pPr>
       <w:r>
         <w:t xml:space="preserve">ЦГИ </w:t>
       </w:r>
@@ -1955,6 +1838,7 @@
   <w:style w:type="character" w:default="1" w:styleId="a0">
     <w:name w:val="Default Paragraph Font"/>
     <w:uiPriority w:val="1"/>
+    <w:semiHidden/>
     <w:unhideWhenUsed/>
   </w:style>
   <w:style w:type="table" w:default="1" w:styleId="a1">
